--- a/apps/desktop/public/mau-van-ban/rieng-to-trinh-pa.docx
+++ b/apps/desktop/public/mau-van-ban/rieng-to-trinh-pa.docx
@@ -160,7 +160,7 @@
                       <w:sz w:val="8"/>
                       <w:szCs w:val="28"/>
                       <w:vertAlign w:val="superscript"/>
-                      <w:lang w:val="en-US" w:eastAsia="en-US"/>
+                      <w:lang w:val="en-US" w:eastAsia="Times New Roman"/>
                     </w:rPr>
                   </w:pPr>
                   <w:r>
@@ -170,7 +170,7 @@
                       <w:sz w:val="8"/>
                       <w:szCs w:val="28"/>
                       <w:vertAlign w:val="superscript"/>
-                      <w:lang w:val="en-US" w:eastAsia="en-US"/>
+                      <w:lang w:val="en-US" w:eastAsia="Times New Roman"/>
                     </w:rPr>
                     <mc:AlternateContent>
                       <mc:Choice Requires="wps">
@@ -1871,10 +1871,10 @@
   <w:docDefaults>
     <w:rPrDefault>
       <w:rPr>
-        <w:rFonts w:ascii="Liberation Serif" w:hAnsi="Liberation Serif" w:eastAsia="WenQuanYi Zen Hei" w:cs="FreeSans"/>
+        <w:rFonts w:ascii="Times New Roman" w:hAnsi="Times New Roman" w:eastAsia="Times New Roman" w:cs="Times New Roman"/>
         <w:sz w:val="24"/>
         <w:szCs w:val="24"/>
-        <w:lang w:val="en-US" w:eastAsia="zh-CN" w:bidi="hi-IN"/>
+        <w:lang w:val="en-US" w:eastAsia="Times New Roman" w:bidi="hi-IN"/>
       </w:rPr>
     </w:rPrDefault>
     <w:pPrDefault>
@@ -1895,7 +1895,7 @@
       <w:color w:val="auto"/>
       <w:sz w:val="24"/>
       <w:szCs w:val="24"/>
-      <w:lang w:val="en-US" w:bidi="ar-SA" w:eastAsia="zh-CN"/>
+      <w:lang w:val="en-US" w:bidi="ar-SA" w:eastAsia="Times New Roman"/>
     </w:rPr>
   </w:style>
   <w:style w:type="paragraph" w:styleId="Heading1">
@@ -1914,7 +1914,7 @@
       <w:outlineLvl w:val="0"/>
     </w:pPr>
     <w:rPr>
-      <w:rFonts w:ascii=".VnTimeH;Courier New" w:hAnsi=".VnTimeH;Courier New" w:cs=".VnTimeH;Courier New"/>
+      <w:rFonts w:ascii="Times New Roman" w:hAnsi="Times New Roman" w:cs="Times New Roman"/>
       <w:b/>
       <w:sz w:val="36"/>
       <w:szCs w:val="20"/>
@@ -1936,7 +1936,7 @@
       <w:outlineLvl w:val="1"/>
     </w:pPr>
     <w:rPr>
-      <w:rFonts w:ascii=".VnTime;Courier New" w:hAnsi=".VnTime;Courier New" w:cs=".VnTime;Courier New"/>
+      <w:rFonts w:ascii="Times New Roman" w:hAnsi="Times New Roman" w:cs="Times New Roman"/>
       <w:b/>
       <w:sz w:val="28"/>
       <w:szCs w:val="20"/>
@@ -1957,7 +1957,7 @@
       <w:outlineLvl w:val="2"/>
     </w:pPr>
     <w:rPr>
-      <w:rFonts w:ascii="Calibri Light" w:hAnsi="Calibri Light" w:eastAsia="Times New Roman" w:cs="Times New Roman"/>
+      <w:rFonts w:ascii="Times New Roman" w:hAnsi="Times New Roman" w:eastAsia="Times New Roman" w:cs="Times New Roman"/>
       <w:b/>
       <w:bCs/>
       <w:sz w:val="26"/>
@@ -1999,7 +1999,7 @@
       <w:outlineLvl w:val="4"/>
     </w:pPr>
     <w:rPr>
-      <w:rFonts w:ascii="Calibri" w:hAnsi="Calibri" w:eastAsia="Times New Roman" w:cs="Times New Roman"/>
+      <w:rFonts w:ascii="Times New Roman" w:hAnsi="Times New Roman" w:eastAsia="Times New Roman" w:cs="Times New Roman"/>
       <w:b/>
       <w:bCs/>
       <w:i/>
@@ -2027,7 +2027,7 @@
     <w:name w:val="WW8Num2z1"/>
     <w:qFormat/>
     <w:rPr>
-      <w:rFonts w:ascii="Courier New" w:hAnsi="Courier New" w:cs="Courier New"/>
+      <w:rFonts w:ascii="Times New Roman" w:hAnsi="Times New Roman" w:cs="Times New Roman"/>
     </w:rPr>
   </w:style>
   <w:style w:type="character" w:styleId="WW8Num2z2">
@@ -2055,7 +2055,7 @@
     <w:name w:val="WW8Num3z1"/>
     <w:qFormat/>
     <w:rPr>
-      <w:rFonts w:ascii="Courier New" w:hAnsi="Courier New" w:cs="Courier New"/>
+      <w:rFonts w:ascii="Times New Roman" w:hAnsi="Times New Roman" w:cs="Times New Roman"/>
     </w:rPr>
   </w:style>
   <w:style w:type="character" w:styleId="WW8Num3z2">
@@ -2090,7 +2090,7 @@
     <w:name w:val="WW8Num5z1"/>
     <w:qFormat/>
     <w:rPr>
-      <w:rFonts w:ascii="Courier New" w:hAnsi="Courier New" w:cs="Courier New"/>
+      <w:rFonts w:ascii="Times New Roman" w:hAnsi="Times New Roman" w:cs="Times New Roman"/>
     </w:rPr>
   </w:style>
   <w:style w:type="character" w:styleId="WW8Num5z2">
@@ -2118,7 +2118,7 @@
     <w:name w:val="WW8Num6z1"/>
     <w:qFormat/>
     <w:rPr>
-      <w:rFonts w:ascii="Courier New" w:hAnsi="Courier New" w:cs="Courier New"/>
+      <w:rFonts w:ascii="Times New Roman" w:hAnsi="Times New Roman" w:cs="Times New Roman"/>
     </w:rPr>
   </w:style>
   <w:style w:type="character" w:styleId="WW8Num6z2">
@@ -2153,7 +2153,7 @@
     <w:name w:val="WW8Num8z1"/>
     <w:qFormat/>
     <w:rPr>
-      <w:rFonts w:ascii="Courier New" w:hAnsi="Courier New" w:cs="Courier New"/>
+      <w:rFonts w:ascii="Times New Roman" w:hAnsi="Times New Roman" w:cs="Times New Roman"/>
     </w:rPr>
   </w:style>
   <w:style w:type="character" w:styleId="WW8Num8z2">
@@ -2188,7 +2188,7 @@
     <w:name w:val="WW8Num10z1"/>
     <w:qFormat/>
     <w:rPr>
-      <w:rFonts w:ascii="Courier New" w:hAnsi="Courier New" w:cs="Courier New"/>
+      <w:rFonts w:ascii="Times New Roman" w:hAnsi="Times New Roman" w:cs="Times New Roman"/>
     </w:rPr>
   </w:style>
   <w:style w:type="character" w:styleId="WW8Num10z2">
@@ -2226,7 +2226,7 @@
     <w:name w:val="Body Text Indent Char"/>
     <w:qFormat/>
     <w:rPr>
-      <w:rFonts w:ascii=".VnTime;Courier New" w:hAnsi=".VnTime;Courier New" w:cs=".VnTime;Courier New"/>
+      <w:rFonts w:ascii="Times New Roman" w:hAnsi="Times New Roman" w:cs="Times New Roman"/>
       <w:sz w:val="28"/>
       <w:lang w:val="en-US" w:bidi="ar-SA"/>
     </w:rPr>
@@ -2293,7 +2293,7 @@
     <w:name w:val="Body Text 2 Char"/>
     <w:qFormat/>
     <w:rPr>
-      <w:rFonts w:ascii=".VnTime;Courier New" w:hAnsi=".VnTime;Courier New" w:cs=".VnTime;Courier New"/>
+      <w:rFonts w:ascii="Times New Roman" w:hAnsi="Times New Roman" w:cs="Times New Roman"/>
       <w:sz w:val="28"/>
       <w:szCs w:val="24"/>
       <w:lang w:val="fr-FR"/>
@@ -2303,7 +2303,7 @@
     <w:name w:val="Balloon Text Char"/>
     <w:qFormat/>
     <w:rPr>
-      <w:rFonts w:ascii="Segoe UI" w:hAnsi="Segoe UI" w:cs="Segoe UI"/>
+      <w:rFonts w:ascii="Times New Roman" w:hAnsi="Times New Roman" w:cs="Times New Roman"/>
       <w:sz w:val="18"/>
       <w:szCs w:val="18"/>
     </w:rPr>
@@ -2327,7 +2327,7 @@
     <w:name w:val="Heading 3 Char"/>
     <w:qFormat/>
     <w:rPr>
-      <w:rFonts w:ascii="Calibri Light" w:hAnsi="Calibri Light" w:eastAsia="Times New Roman" w:cs="Times New Roman"/>
+      <w:rFonts w:ascii="Times New Roman" w:hAnsi="Times New Roman" w:eastAsia="Times New Roman" w:cs="Times New Roman"/>
       <w:b/>
       <w:bCs/>
       <w:sz w:val="26"/>
@@ -2338,7 +2338,7 @@
     <w:name w:val="Heading 5 Char"/>
     <w:qFormat/>
     <w:rPr>
-      <w:rFonts w:ascii="Calibri" w:hAnsi="Calibri" w:eastAsia="Times New Roman" w:cs="Times New Roman"/>
+      <w:rFonts w:ascii="Times New Roman" w:hAnsi="Times New Roman" w:eastAsia="Times New Roman" w:cs="Times New Roman"/>
       <w:b/>
       <w:bCs/>
       <w:i/>
@@ -2367,7 +2367,7 @@
       <w:spacing w:before="240" w:after="120"/>
     </w:pPr>
     <w:rPr>
-      <w:rFonts w:ascii="Liberation Sans" w:hAnsi="Liberation Sans" w:eastAsia="WenQuanYi Zen Hei" w:cs="FreeSans"/>
+      <w:rFonts w:ascii="Times New Roman" w:hAnsi="Times New Roman" w:eastAsia="Times New Roman" w:cs="Times New Roman"/>
       <w:sz w:val="28"/>
       <w:szCs w:val="28"/>
     </w:rPr>
@@ -2388,7 +2388,7 @@
     <w:basedOn w:val="BodyText"/>
     <w:pPr/>
     <w:rPr>
-      <w:rFonts w:cs="FreeSans"/>
+      <w:rFonts w:cs="Times New Roman"/>
     </w:rPr>
   </w:style>
   <w:style w:type="paragraph" w:styleId="Caption">
@@ -2400,7 +2400,7 @@
       <w:spacing w:before="120" w:after="120"/>
     </w:pPr>
     <w:rPr>
-      <w:rFonts w:cs="FreeSans"/>
+      <w:rFonts w:cs="Times New Roman"/>
       <w:i/>
       <w:iCs/>
       <w:sz w:val="24"/>
@@ -2415,7 +2415,7 @@
       <w:suppressLineNumbers/>
     </w:pPr>
     <w:rPr>
-      <w:rFonts w:cs="FreeSans"/>
+      <w:rFonts w:cs="Times New Roman"/>
     </w:rPr>
   </w:style>
   <w:style w:type="paragraph" w:styleId="BodyText2">
@@ -2427,7 +2427,7 @@
       <w:jc w:val="both"/>
     </w:pPr>
     <w:rPr>
-      <w:rFonts w:ascii=".VnTime;Courier New" w:hAnsi=".VnTime;Courier New" w:cs=".VnTime;Courier New"/>
+      <w:rFonts w:ascii="Times New Roman" w:hAnsi="Times New Roman" w:cs="Times New Roman"/>
       <w:sz w:val="28"/>
       <w:lang w:val="fr-FR"/>
     </w:rPr>
@@ -2467,7 +2467,7 @@
       <w:jc w:val="both"/>
     </w:pPr>
     <w:rPr>
-      <w:rFonts w:ascii=".VnTime;Courier New" w:hAnsi=".VnTime;Courier New" w:cs=".VnTime;Courier New"/>
+      <w:rFonts w:ascii="Times New Roman" w:hAnsi="Times New Roman" w:cs="Times New Roman"/>
       <w:sz w:val="28"/>
       <w:szCs w:val="20"/>
     </w:rPr>
@@ -2492,7 +2492,7 @@
       <w:shd w:fill="000080" w:val="clear"/>
     </w:pPr>
     <w:rPr>
-      <w:rFonts w:ascii="Tahoma" w:hAnsi="Tahoma" w:cs="Tahoma"/>
+      <w:rFonts w:ascii="Times New Roman" w:hAnsi="Times New Roman" w:cs="Times New Roman"/>
       <w:sz w:val="20"/>
       <w:szCs w:val="20"/>
     </w:rPr>
@@ -2506,11 +2506,11 @@
       <w:jc w:val="both"/>
     </w:pPr>
     <w:rPr>
-      <w:rFonts w:eastAsia="SimSun;宋体" w:cs="Times New Roman"/>
+      <w:rFonts w:eastAsia="Times New Roman" w:cs="Times New Roman"/>
       <w:kern w:val="2"/>
       <w:sz w:val="24"/>
       <w:szCs w:val="24"/>
-      <w:lang w:eastAsia="zh-CN"/>
+      <w:lang w:eastAsia="Times New Roman"/>
     </w:rPr>
   </w:style>
   <w:style w:type="paragraph" w:styleId="Char">
@@ -2522,11 +2522,11 @@
       <w:jc w:val="both"/>
     </w:pPr>
     <w:rPr>
-      <w:rFonts w:eastAsia="SimSun;宋体" w:cs="Times New Roman"/>
+      <w:rFonts w:eastAsia="Times New Roman" w:cs="Times New Roman"/>
       <w:kern w:val="2"/>
       <w:sz w:val="24"/>
       <w:szCs w:val="24"/>
-      <w:lang w:eastAsia="zh-CN"/>
+      <w:lang w:eastAsia="Times New Roman"/>
     </w:rPr>
   </w:style>
   <w:style w:type="paragraph" w:styleId="NormalWeb">
@@ -2544,7 +2544,7 @@
     <w:qFormat/>
     <w:pPr/>
     <w:rPr>
-      <w:rFonts w:ascii="Segoe UI" w:hAnsi="Segoe UI" w:cs="Segoe UI"/>
+      <w:rFonts w:ascii="Times New Roman" w:hAnsi="Times New Roman" w:cs="Times New Roman"/>
       <w:sz w:val="18"/>
       <w:szCs w:val="18"/>
     </w:rPr>
@@ -4801,7 +4801,7 @@
       <w:spacing w:before="60" w:after="60"/>
     </w:pPr>
     <w:rPr>
-      <w:rFonts w:ascii="VNI-Helve" w:hAnsi="VNI-Helve" w:cs="VNI-Helve"/>
+      <w:rFonts w:ascii="Times New Roman" w:hAnsi="Times New Roman" w:cs="Times New Roman"/>
     </w:rPr>
   </w:style>
   <w:style w:type="paragraph" w:styleId="CharCharCharCharCharCharCharCharChar">
@@ -4812,7 +4812,7 @@
       <w:spacing w:lineRule="exact" w:line="240" w:before="0" w:after="160"/>
     </w:pPr>
     <w:rPr>
-      <w:rFonts w:ascii="Arial" w:hAnsi="Arial" w:cs="Arial"/>
+      <w:rFonts w:ascii="Times New Roman" w:hAnsi="Times New Roman" w:cs="Times New Roman"/>
       <w:sz w:val="22"/>
       <w:szCs w:val="22"/>
     </w:rPr>
